--- a/fixtures/example-nursing/example-nursing-resume-letter.docx
+++ b/fixtures/example-nursing/example-nursing-resume-letter.docx
@@ -106,7 +106,7 @@
           <w:bCs w:val="1"/>
           <w:rtl w:val="0"/>
         </w:rPr>
-        <w:t xml:space="preserve">St. Brendan Medical Center</w:t>
+        <w:t xml:space="preserve">St. Odile Medical Center</w:t>
       </w:r>
       <w:r>
         <w:rPr>
@@ -229,7 +229,7 @@
           <w:bCs w:val="1"/>
           <w:rtl w:val="0"/>
         </w:rPr>
-        <w:t xml:space="preserve">Front Range Rehabilitation Hospital</w:t>
+        <w:t xml:space="preserve">Elkmeadow Rehabilitation Hospital</w:t>
       </w:r>
       <w:r>
         <w:rPr>
@@ -346,7 +346,7 @@
           <w:bCs w:val="1"/>
           <w:rtl w:val="0"/>
         </w:rPr>
-        <w:t xml:space="preserve">Rocky Ridge University</w:t>
+        <w:t xml:space="preserve">Pinyon Draw University</w:t>
       </w:r>
       <w:r>
         <w:rPr>
@@ -391,24 +391,6 @@
         <w:rPr>
           <w:rtl w:val="0"/>
         </w:rPr>
-      </w:r>
-    </w:p>
-    <w:p>
-      <w:pPr>
-        <w:keepLines w:val="1"/>
-        <w:numPr>
-          <w:ilvl w:val="0"/>
-          <w:numId w:val="1"/>
-        </w:numPr>
-        <w:ind w:left="360" w:hanging="216"/>
-        <w:jc w:val="left"/>
-        <w:rPr/>
-      </w:pPr>
-      <w:r>
-        <w:rPr>
-          <w:rtl w:val="0"/>
-        </w:rPr>
-        <w:t xml:space="preserve">Capstone: 160 hours in a cardiac intensive care unit</w:t>
       </w:r>
     </w:p>
     <w:p>

--- a/fixtures/example-nursing/example-nursing-resume-letter.docx
+++ b/fixtures/example-nursing/example-nursing-resume-letter.docx
@@ -31,7 +31,7 @@
           <w:rPr>
             <w:rtl w:val="0"/>
           </w:rPr>
-          <w:t xml:space="preserve">hannah.brooks@email.com</w:t>
+          <w:t xml:space="preserve">hannah.brooks@example.com</w:t>
         </w:r>
       </w:hyperlink>
       <w:r>
